--- a/info/final-decommentation.docx
+++ b/info/final-decommentation.docx
@@ -8,11 +8,7 @@
         <w:jc w:val="center"/>
       </w:pPr>
       <w:r>
-        <w:rPr>
-          <w:b/>
-          <w:color w:val="1E375A"/>
-        </w:rPr>
-        <w:t>GRADUATION PROJECT FINAL DOCUMENTATION</w:t>
+        <w:t>SmartCXR: GRADUATION PROJECT FINAL DOCUMENTATION</w:t>
       </w:r>
     </w:p>
     <w:p/>
